--- a/06-学生侧材料/讲义/2026-06-23-杂环糖氨基酸.docx
+++ b/06-学生侧材料/讲义/2026-06-23-杂环糖氨基酸.docx
@@ -2,7 +2,7 @@
 <file path=word/document.xml><?xml version="1.0" encoding="utf-8"?>
 <w:document xmlns:w="http://schemas.openxmlformats.org/wordprocessingml/2006/main" xmlns:m="http://schemas.openxmlformats.org/officeDocument/2006/math" xmlns:r="http://schemas.openxmlformats.org/officeDocument/2006/relationships" xmlns:o="urn:schemas-microsoft-com:office:office" xmlns:v="urn:schemas-microsoft-com:vml" xmlns:w10="urn:schemas-microsoft-com:office:word" xmlns:a="http://schemas.openxmlformats.org/drawingml/2006/main" xmlns:pic="http://schemas.openxmlformats.org/drawingml/2006/picture" xmlns:wp="http://schemas.openxmlformats.org/drawingml/2006/wordprocessingDrawing">
   <w:body>
-    <w:bookmarkStart w:id="45" w:name="第七讲杂环糖氨基酸与波谱初步"/>
+    <w:bookmarkStart w:id="54" w:name="第七讲杂环糖氨基酸与波谱初步"/>
     <w:p>
       <w:pPr>
         <w:pStyle w:val="Heading1"/>
@@ -277,7 +277,7 @@
       </w:r>
     </w:p>
     <w:bookmarkEnd w:id="9"/>
-    <w:bookmarkStart w:id="27" w:name="一核心概念"/>
+    <w:bookmarkStart w:id="36" w:name="一核心概念"/>
     <w:p>
       <w:pPr>
         <w:pStyle w:val="Heading2"/>
@@ -289,7 +289,7 @@
         <w:t xml:space="preserve">一、核心概念</w:t>
       </w:r>
     </w:p>
-    <w:bookmarkStart w:id="14" w:name="杂环化合物-heterocyclic-compounds"/>
+    <w:bookmarkStart w:id="17" w:name="杂环化合物-heterocyclic-compounds"/>
     <w:p>
       <w:pPr>
         <w:pStyle w:val="Heading3"/>
@@ -307,7 +307,7 @@
         <w:t xml:space="preserve"> (Heterocyclic Compounds)</w:t>
       </w:r>
     </w:p>
-    <w:bookmarkStart w:id="10" w:name="分类与芳香性"/>
+    <w:bookmarkStart w:id="13" w:name="分类与芳香性"/>
     <w:p>
       <w:pPr>
         <w:pStyle w:val="Heading4"/>
@@ -325,6 +325,229 @@
     <w:p>
       <w:pPr>
         <w:pStyle w:val="FirstParagraph"/>
+        <w:jc w:val="center"/>
+      </w:pPr>
+      <w:r>
+        <w:rPr>
+          <w:b w:val="0"/>
+          <w:i w:val="0"/>
+          <w:sz w:val="21"/>
+        </w:rPr>
+        <w:drawing>
+          <wp:inline>
+            <wp:extent cx="5334000" cy="960120"/>
+            <wp:effectExtent b="0" l="0" r="0" t="0"/>
+            <wp:docPr descr="常见芳香杂环化合物的共振结构" title="" id="11" name="Picture"/>
+            <a:graphic>
+              <a:graphicData uri="http://schemas.openxmlformats.org/drawingml/2006/picture">
+                <pic:pic>
+                  <pic:nvPicPr>
+                    <pic:cNvPr descr="media/aromatic-heterocycles.png" id="12" name="Picture"/>
+                    <pic:cNvPicPr>
+                      <a:picLocks noChangeArrowheads="1" noChangeAspect="1"/>
+                    </pic:cNvPicPr>
+                  </pic:nvPicPr>
+                  <pic:blipFill>
+                    <a:blip r:embed="rId10"/>
+                    <a:stretch>
+                      <a:fillRect/>
+                    </a:stretch>
+                  </pic:blipFill>
+                  <pic:spPr bwMode="auto">
+                    <a:xfrm>
+                      <a:off x="0" y="0"/>
+                      <a:ext cx="5334000" cy="960120"/>
+                    </a:xfrm>
+                    <a:prstGeom prst="rect">
+                      <a:avLst/>
+                    </a:prstGeom>
+                    <a:noFill/>
+                    <a:ln w="9525">
+                      <a:noFill/>
+                      <a:headEnd/>
+                      <a:tailEnd/>
+                    </a:ln>
+                  </pic:spPr>
+                </pic:pic>
+              </a:graphicData>
+            </a:graphic>
+          </wp:inline>
+        </w:drawing>
+      </w:r>
+      <w:r>
+        <w:rPr>
+          <w:b w:val="0"/>
+          <w:i w:val="0"/>
+          <w:sz w:val="21"/>
+        </w:rPr>
+        <w:t xml:space="preserve"> </w:t>
+      </w:r>
+      <w:r>
+        <w:rPr>
+          <w:rFonts w:hint="eastAsia" w:eastAsia="FangSong" w:ascii="Times New Roman" w:hAnsi="Times New Roman"/>
+          <w:b w:val="0"/>
+          <w:i w:val="0"/>
+          <w:iCs/>
+          <w:sz w:val="21"/>
+        </w:rPr>
+        <w:t xml:space="preserve">图</w:t>
+      </w:r>
+      <w:r>
+        <w:rPr>
+          <w:b w:val="0"/>
+          <w:i w:val="0"/>
+          <w:iCs/>
+          <w:sz w:val="21"/>
+        </w:rPr>
+        <w:t xml:space="preserve"> </w:t>
+      </w:r>
+      <w:r>
+        <w:rPr>
+          <w:rFonts w:hint="eastAsia" w:eastAsia="FangSong" w:ascii="Times New Roman" w:hAnsi="Times New Roman"/>
+          <w:b w:val="0"/>
+          <w:i w:val="0"/>
+          <w:iCs/>
+          <w:sz w:val="21"/>
+        </w:rPr>
+        <w:t xml:space="preserve">五元杂环（呋喃、噻吩、吡咯）与六元杂环（吡啶）的共振结构。五元杂环的杂原子提供</w:t>
+      </w:r>
+      <w:r>
+        <w:rPr>
+          <w:b w:val="0"/>
+          <w:i w:val="0"/>
+          <w:iCs/>
+          <w:sz w:val="21"/>
+        </w:rPr>
+        <w:t xml:space="preserve"> 2 </w:t>
+      </w:r>
+      <w:r>
+        <w:rPr>
+          <w:rFonts w:hint="eastAsia" w:eastAsia="FangSong" w:ascii="Times New Roman" w:hAnsi="Times New Roman"/>
+          <w:b w:val="0"/>
+          <w:i w:val="0"/>
+          <w:iCs/>
+          <w:sz w:val="21"/>
+        </w:rPr>
+        <w:t xml:space="preserve">个</w:t>
+      </w:r>
+      <w:r>
+        <w:rPr>
+          <w:b w:val="0"/>
+          <w:i w:val="0"/>
+          <w:iCs/>
+          <w:sz w:val="21"/>
+        </w:rPr>
+        <w:t xml:space="preserve"> p </w:t>
+      </w:r>
+      <w:r>
+        <w:rPr>
+          <w:rFonts w:hint="eastAsia" w:eastAsia="FangSong" w:ascii="Times New Roman" w:hAnsi="Times New Roman"/>
+          <w:b w:val="0"/>
+          <w:i w:val="0"/>
+          <w:iCs/>
+          <w:sz w:val="21"/>
+        </w:rPr>
+        <w:t xml:space="preserve">电子形成</w:t>
+      </w:r>
+      <w:r>
+        <w:rPr>
+          <w:b w:val="0"/>
+          <w:i w:val="0"/>
+          <w:iCs/>
+          <w:sz w:val="21"/>
+        </w:rPr>
+        <w:t xml:space="preserve"> 6π </w:t>
+      </w:r>
+      <w:r>
+        <w:rPr>
+          <w:rFonts w:hint="eastAsia" w:eastAsia="FangSong" w:ascii="Times New Roman" w:hAnsi="Times New Roman"/>
+          <w:b w:val="0"/>
+          <w:i w:val="0"/>
+          <w:iCs/>
+          <w:sz w:val="21"/>
+        </w:rPr>
+        <w:t xml:space="preserve">芳香体系，为”富电子”芳香体系；吡啶中</w:t>
+      </w:r>
+      <w:r>
+        <w:rPr>
+          <w:b w:val="0"/>
+          <w:i w:val="0"/>
+          <w:iCs/>
+          <w:sz w:val="21"/>
+        </w:rPr>
+        <w:t xml:space="preserve"> N </w:t>
+      </w:r>
+      <w:r>
+        <w:rPr>
+          <w:rFonts w:hint="eastAsia" w:eastAsia="FangSong" w:ascii="Times New Roman" w:hAnsi="Times New Roman"/>
+          <w:b w:val="0"/>
+          <w:i w:val="0"/>
+          <w:iCs/>
+          <w:sz w:val="21"/>
+        </w:rPr>
+        <w:t xml:space="preserve">提供</w:t>
+      </w:r>
+      <w:r>
+        <w:rPr>
+          <w:b w:val="0"/>
+          <w:i w:val="0"/>
+          <w:iCs/>
+          <w:sz w:val="21"/>
+        </w:rPr>
+        <w:t xml:space="preserve"> 1 </w:t>
+      </w:r>
+      <w:r>
+        <w:rPr>
+          <w:rFonts w:hint="eastAsia" w:eastAsia="FangSong" w:ascii="Times New Roman" w:hAnsi="Times New Roman"/>
+          <w:b w:val="0"/>
+          <w:i w:val="0"/>
+          <w:iCs/>
+          <w:sz w:val="21"/>
+        </w:rPr>
+        <w:t xml:space="preserve">个</w:t>
+      </w:r>
+      <w:r>
+        <w:rPr>
+          <w:b w:val="0"/>
+          <w:i w:val="0"/>
+          <w:iCs/>
+          <w:sz w:val="21"/>
+        </w:rPr>
+        <w:t xml:space="preserve"> p </w:t>
+      </w:r>
+      <w:r>
+        <w:rPr>
+          <w:rFonts w:hint="eastAsia" w:eastAsia="FangSong" w:ascii="Times New Roman" w:hAnsi="Times New Roman"/>
+          <w:b w:val="0"/>
+          <w:i w:val="0"/>
+          <w:iCs/>
+          <w:sz w:val="21"/>
+        </w:rPr>
+        <w:t xml:space="preserve">电子，环上电子密度低于苯（Wikimedia</w:t>
+      </w:r>
+      <w:r>
+        <w:rPr>
+          <w:b w:val="0"/>
+          <w:i w:val="0"/>
+          <w:iCs/>
+          <w:sz w:val="21"/>
+        </w:rPr>
+        <w:t xml:space="preserve"> </w:t>
+      </w:r>
+      <w:r>
+        <w:rPr>
+          <w:rFonts w:hint="eastAsia" w:eastAsia="FangSong" w:ascii="Times New Roman" w:hAnsi="Times New Roman"/>
+          <w:b w:val="0"/>
+          <w:i w:val="0"/>
+          <w:iCs/>
+          <w:sz w:val="21"/>
+        </w:rPr>
+        <w:t xml:space="preserve">Commons）</w:t>
+      </w:r>
+    </w:p>
+    <w:p>
+      <w:pPr>
+        <w:pStyle w:val="BodyText"/>
       </w:pPr>
       <w:r>
         <w:rPr>
@@ -375,7 +598,7 @@
           <w:p>
             <w:pPr>
               <w:pStyle w:val="Compact"/>
-              <w:jc w:val="left"/>
+              <w:jc w:val="center"/>
             </w:pPr>
             <w:r>
               <w:rPr>
@@ -407,7 +630,7 @@
           <w:p>
             <w:pPr>
               <w:pStyle w:val="Compact"/>
-              <w:jc w:val="left"/>
+              <w:jc w:val="center"/>
             </w:pPr>
             <w:r>
               <w:rPr>
@@ -439,7 +662,7 @@
           <w:p>
             <w:pPr>
               <w:pStyle w:val="Compact"/>
-              <w:jc w:val="left"/>
+              <w:jc w:val="center"/>
             </w:pPr>
             <w:r>
               <w:rPr>
@@ -457,7 +680,7 @@
           <w:p>
             <w:pPr>
               <w:pStyle w:val="Compact"/>
-              <w:jc w:val="left"/>
+              <w:jc w:val="center"/>
             </w:pPr>
             <w:r>
               <w:rPr>
@@ -487,7 +710,7 @@
           <w:p>
             <w:pPr>
               <w:pStyle w:val="Compact"/>
-              <w:jc w:val="left"/>
+              <w:jc w:val="center"/>
             </w:pPr>
             <w:r>
               <w:rPr>
@@ -529,7 +752,7 @@
           <w:p>
             <w:pPr>
               <w:pStyle w:val="Compact"/>
-              <w:jc w:val="left"/>
+              <w:jc w:val="center"/>
             </w:pPr>
             <w:r>
               <w:rPr>
@@ -546,7 +769,7 @@
           <w:p>
             <w:pPr>
               <w:pStyle w:val="Compact"/>
-              <w:jc w:val="left"/>
+              <w:jc w:val="center"/>
             </w:pPr>
             <w:r>
               <w:rPr>
@@ -576,7 +799,7 @@
           <w:p>
             <w:pPr>
               <w:pStyle w:val="Compact"/>
-              <w:jc w:val="left"/>
+              <w:jc w:val="center"/>
             </w:pPr>
             <w:r>
               <w:rPr>
@@ -614,7 +837,7 @@
           <w:p>
             <w:pPr>
               <w:pStyle w:val="Compact"/>
-              <w:jc w:val="left"/>
+              <w:jc w:val="center"/>
             </w:pPr>
             <w:r>
               <w:rPr>
@@ -631,7 +854,7 @@
           <w:p>
             <w:pPr>
               <w:pStyle w:val="Compact"/>
-              <w:jc w:val="left"/>
+              <w:jc w:val="center"/>
             </w:pPr>
             <w:r>
               <w:rPr>
@@ -661,7 +884,7 @@
           <w:p>
             <w:pPr>
               <w:pStyle w:val="Compact"/>
-              <w:jc w:val="left"/>
+              <w:jc w:val="center"/>
             </w:pPr>
             <w:r>
               <w:rPr>
@@ -691,7 +914,7 @@
           <w:p>
             <w:pPr>
               <w:pStyle w:val="Compact"/>
-              <w:jc w:val="left"/>
+              <w:jc w:val="center"/>
             </w:pPr>
             <w:r>
               <w:rPr>
@@ -983,12 +1206,6 @@
       <w:pPr>
         <w:pStyle w:val="BlockText"/>
       </w:pPr>
-      <w:r>
-        <w:t xml:space="preserve">💡</w:t>
-      </w:r>
-      <w:r>
-        <w:t xml:space="preserve"> </w:t>
-      </w:r>
       <w:r>
         <w:rPr>
           <w:rFonts w:hint="eastAsia" w:eastAsia="SimSun" w:ascii="Times New Roman" w:hAnsi="Times New Roman"/>
@@ -1131,8 +1348,8 @@
         <w:t xml:space="preserve">吡咯</w:t>
       </w:r>
     </w:p>
-    <w:bookmarkEnd w:id="10"/>
-    <w:bookmarkStart w:id="11" w:name="五元杂环的亲电取代"/>
+    <w:bookmarkEnd w:id="13"/>
+    <w:bookmarkStart w:id="14" w:name="五元杂环的亲电取代"/>
     <w:p>
       <w:pPr>
         <w:pStyle w:val="Heading4"/>
@@ -1334,7 +1551,7 @@
           <w:p>
             <w:pPr>
               <w:pStyle w:val="Compact"/>
-              <w:jc w:val="left"/>
+              <w:jc w:val="center"/>
             </w:pPr>
             <w:r>
               <w:rPr>
@@ -1350,7 +1567,7 @@
           <w:p>
             <w:pPr>
               <w:pStyle w:val="Compact"/>
-              <w:jc w:val="left"/>
+              <w:jc w:val="center"/>
             </w:pPr>
             <w:r>
               <w:rPr>
@@ -1366,7 +1583,7 @@
           <w:p>
             <w:pPr>
               <w:pStyle w:val="Compact"/>
-              <w:jc w:val="left"/>
+              <w:jc w:val="center"/>
             </w:pPr>
             <w:r>
               <w:rPr>
@@ -1384,7 +1601,7 @@
           <w:p>
             <w:pPr>
               <w:pStyle w:val="Compact"/>
-              <w:jc w:val="left"/>
+              <w:jc w:val="center"/>
             </w:pPr>
             <w:r>
               <w:rPr>
@@ -1399,7 +1616,7 @@
           <w:p>
             <w:pPr>
               <w:pStyle w:val="Compact"/>
-              <w:jc w:val="left"/>
+              <w:jc w:val="center"/>
             </w:pPr>
             <w:r>
               <w:rPr>
@@ -1414,7 +1631,7 @@
           <w:p>
             <w:pPr>
               <w:pStyle w:val="Compact"/>
-              <w:jc w:val="left"/>
+              <w:jc w:val="center"/>
             </w:pPr>
             <w:r>
               <w:rPr>
@@ -1431,7 +1648,7 @@
           <w:p>
             <w:pPr>
               <w:pStyle w:val="Compact"/>
-              <w:jc w:val="left"/>
+              <w:jc w:val="center"/>
             </w:pPr>
             <w:r>
               <w:rPr>
@@ -1446,7 +1663,7 @@
           <w:p>
             <w:pPr>
               <w:pStyle w:val="Compact"/>
-              <w:jc w:val="left"/>
+              <w:jc w:val="center"/>
             </w:pPr>
             <w:r>
               <w:rPr>
@@ -1461,7 +1678,7 @@
           <w:p>
             <w:pPr>
               <w:pStyle w:val="Compact"/>
-              <w:jc w:val="left"/>
+              <w:jc w:val="center"/>
             </w:pPr>
             <w:r>
               <w:rPr>
@@ -1478,7 +1695,7 @@
           <w:p>
             <w:pPr>
               <w:pStyle w:val="Compact"/>
-              <w:jc w:val="left"/>
+              <w:jc w:val="center"/>
             </w:pPr>
             <w:r>
               <w:rPr>
@@ -1493,7 +1710,7 @@
           <w:p>
             <w:pPr>
               <w:pStyle w:val="Compact"/>
-              <w:jc w:val="left"/>
+              <w:jc w:val="center"/>
             </w:pPr>
             <w:r>
               <w:rPr>
@@ -1508,7 +1725,7 @@
           <w:p>
             <w:pPr>
               <w:pStyle w:val="Compact"/>
-              <w:jc w:val="left"/>
+              <w:jc w:val="center"/>
             </w:pPr>
             <w:r>
               <w:rPr>
@@ -1525,7 +1742,7 @@
           <w:p>
             <w:pPr>
               <w:pStyle w:val="Compact"/>
-              <w:jc w:val="left"/>
+              <w:jc w:val="center"/>
             </w:pPr>
             <w:r>
               <w:rPr>
@@ -1540,7 +1757,7 @@
           <w:p>
             <w:pPr>
               <w:pStyle w:val="Compact"/>
-              <w:jc w:val="left"/>
+              <w:jc w:val="center"/>
             </w:pPr>
             <w:r>
               <w:rPr>
@@ -1555,7 +1772,7 @@
           <w:p>
             <w:pPr>
               <w:pStyle w:val="Compact"/>
-              <w:jc w:val="left"/>
+              <w:jc w:val="center"/>
             </w:pPr>
             <w:r>
               <w:rPr>
@@ -1571,12 +1788,6 @@
       <w:pPr>
         <w:pStyle w:val="BlockText"/>
       </w:pPr>
-      <w:r>
-        <w:t xml:space="preserve">⚠️</w:t>
-      </w:r>
-      <w:r>
-        <w:t xml:space="preserve"> </w:t>
-      </w:r>
       <w:r>
         <w:rPr>
           <w:rFonts w:hint="eastAsia" w:eastAsia="SimSun" w:ascii="Times New Roman" w:hAnsi="Times New Roman"/>
@@ -1631,7 +1842,7 @@
           <w:p>
             <w:pPr>
               <w:pStyle w:val="Compact"/>
-              <w:jc w:val="left"/>
+              <w:jc w:val="center"/>
             </w:pPr>
             <w:r>
               <w:rPr>
@@ -1647,7 +1858,7 @@
           <w:p>
             <w:pPr>
               <w:pStyle w:val="Compact"/>
-              <w:jc w:val="left"/>
+              <w:jc w:val="center"/>
             </w:pPr>
             <w:r>
               <w:rPr>
@@ -1663,7 +1874,7 @@
           <w:p>
             <w:pPr>
               <w:pStyle w:val="Compact"/>
-              <w:jc w:val="left"/>
+              <w:jc w:val="center"/>
             </w:pPr>
             <w:r>
               <w:rPr>
@@ -1681,7 +1892,7 @@
           <w:p>
             <w:pPr>
               <w:pStyle w:val="Compact"/>
-              <w:jc w:val="left"/>
+              <w:jc w:val="center"/>
             </w:pPr>
             <w:r>
               <w:rPr>
@@ -1696,7 +1907,7 @@
           <w:p>
             <w:pPr>
               <w:pStyle w:val="Compact"/>
-              <w:jc w:val="left"/>
+              <w:jc w:val="center"/>
             </w:pPr>
             <w:r>
               <w:rPr>
@@ -1711,7 +1922,7 @@
           <w:p>
             <w:pPr>
               <w:pStyle w:val="Compact"/>
-              <w:jc w:val="left"/>
+              <w:jc w:val="center"/>
             </w:pPr>
             <w:r>
               <w:rPr>
@@ -1728,7 +1939,7 @@
           <w:p>
             <w:pPr>
               <w:pStyle w:val="Compact"/>
-              <w:jc w:val="left"/>
+              <w:jc w:val="center"/>
             </w:pPr>
             <w:r>
               <w:rPr>
@@ -1743,7 +1954,7 @@
           <w:p>
             <w:pPr>
               <w:pStyle w:val="Compact"/>
-              <w:jc w:val="left"/>
+              <w:jc w:val="center"/>
             </w:pPr>
             <w:r>
               <w:rPr>
@@ -1758,7 +1969,7 @@
           <w:p>
             <w:pPr>
               <w:pStyle w:val="Compact"/>
-              <w:jc w:val="left"/>
+              <w:jc w:val="center"/>
             </w:pPr>
             <w:r>
               <w:rPr>
@@ -1775,7 +1986,7 @@
           <w:p>
             <w:pPr>
               <w:pStyle w:val="Compact"/>
-              <w:jc w:val="left"/>
+              <w:jc w:val="center"/>
             </w:pPr>
             <w:r>
               <w:rPr>
@@ -1790,7 +2001,7 @@
           <w:p>
             <w:pPr>
               <w:pStyle w:val="Compact"/>
-              <w:jc w:val="left"/>
+              <w:jc w:val="center"/>
             </w:pPr>
             <w:r>
               <w:rPr>
@@ -1805,7 +2016,7 @@
           <w:p>
             <w:pPr>
               <w:pStyle w:val="Compact"/>
-              <w:jc w:val="left"/>
+              <w:jc w:val="center"/>
             </w:pPr>
             <w:r>
               <w:rPr>
@@ -1817,8 +2028,8 @@
         </w:tc>
       </w:tr>
     </w:tbl>
-    <w:bookmarkEnd w:id="11"/>
-    <w:bookmarkStart w:id="12" w:name="吡啶的亲电与亲核取代"/>
+    <w:bookmarkEnd w:id="14"/>
+    <w:bookmarkStart w:id="15" w:name="吡啶的亲电与亲核取代"/>
     <w:p>
       <w:pPr>
         <w:pStyle w:val="Heading4"/>
@@ -1963,8 +2174,8 @@
         <w:t xml:space="preserve">2-氨基吡啶（Chichibabin反应）</w:t>
       </w:r>
     </w:p>
-    <w:bookmarkEnd w:id="12"/>
-    <w:bookmarkStart w:id="13" w:name="稠杂环喹啉与吲哚"/>
+    <w:bookmarkEnd w:id="15"/>
+    <w:bookmarkStart w:id="16" w:name="稠杂环喹啉与吲哚"/>
     <w:p>
       <w:pPr>
         <w:pStyle w:val="Heading4"/>
@@ -2135,12 +2346,6 @@
       <w:pPr>
         <w:pStyle w:val="BlockText"/>
       </w:pPr>
-      <w:r>
-        <w:t xml:space="preserve">💡</w:t>
-      </w:r>
-      <w:r>
-        <w:t xml:space="preserve"> </w:t>
-      </w:r>
       <w:r>
         <w:rPr>
           <w:rFonts w:hint="eastAsia" w:eastAsia="SimSun" w:ascii="Times New Roman" w:hAnsi="Times New Roman"/>
@@ -2163,9 +2368,9 @@
         </w:pict>
       </w:r>
     </w:p>
-    <w:bookmarkEnd w:id="13"/>
-    <w:bookmarkEnd w:id="14"/>
-    <w:bookmarkStart w:id="19" w:name="糖类-carbohydrates"/>
+    <w:bookmarkEnd w:id="16"/>
+    <w:bookmarkEnd w:id="17"/>
+    <w:bookmarkStart w:id="25" w:name="糖类-carbohydrates"/>
     <w:p>
       <w:pPr>
         <w:pStyle w:val="Heading3"/>
@@ -2183,7 +2388,7 @@
         <w:t xml:space="preserve"> (Carbohydrates)</w:t>
       </w:r>
     </w:p>
-    <w:bookmarkStart w:id="15" w:name="结构与构型"/>
+    <w:bookmarkStart w:id="18" w:name="结构与构型"/>
     <w:p>
       <w:pPr>
         <w:pStyle w:val="Heading4"/>
@@ -2317,8 +2522,8 @@
         <w:t xml:space="preserve">D-果糖（酮己糖）：(3S,4R,5R)-1,3,4,5,6-五羟基-2-己酮</w:t>
       </w:r>
     </w:p>
-    <w:bookmarkEnd w:id="15"/>
-    <w:bookmarkStart w:id="16" w:name="环状结构haworth式"/>
+    <w:bookmarkEnd w:id="18"/>
+    <w:bookmarkStart w:id="22" w:name="环状结构haworth式"/>
     <w:p>
       <w:pPr>
         <w:pStyle w:val="Heading4"/>
@@ -2336,6 +2541,200 @@
     <w:p>
       <w:pPr>
         <w:pStyle w:val="FirstParagraph"/>
+        <w:jc w:val="center"/>
+      </w:pPr>
+      <w:r>
+        <w:rPr>
+          <w:b w:val="0"/>
+          <w:i w:val="0"/>
+          <w:sz w:val="21"/>
+        </w:rPr>
+        <w:drawing>
+          <wp:inline>
+            <wp:extent cx="4953000" cy="3524250"/>
+            <wp:effectExtent b="0" l="0" r="0" t="0"/>
+            <wp:docPr descr="D-葡萄糖的 Fischer 投影式与 Haworth 式（α 和 β 异头体）" title="" id="20" name="Picture"/>
+            <a:graphic>
+              <a:graphicData uri="http://schemas.openxmlformats.org/drawingml/2006/picture">
+                <pic:pic>
+                  <pic:nvPicPr>
+                    <pic:cNvPr descr="media/glucose-fischer-haworth.svg" id="21" name="Picture"/>
+                    <pic:cNvPicPr>
+                      <a:picLocks noChangeArrowheads="1" noChangeAspect="1"/>
+                    </pic:cNvPicPr>
+                  </pic:nvPicPr>
+                  <pic:blipFill>
+                    <a:blip>
+                      <a:extLst>
+                        <a:ext uri="{28A0092B-C50C-407E-A947-70E740481C1C}">
+                          <a14:useLocalDpi xmlns:a14="http://schemas.microsoft.com/office/drawing/2010/main" val="0"/>
+                        </a:ext>
+                        <a:ext uri="{96DAC541-7B7A-43D3-8B79-37D633B846F1}">
+                          <asvg:svgBlip xmlns:asvg="http://schemas.microsoft.com/office/drawing/2016/SVG/main" r:embed="rId19"/>
+                        </a:ext>
+                      </a:extLst>
+                    </a:blip>
+                    <a:stretch>
+                      <a:fillRect/>
+                    </a:stretch>
+                  </pic:blipFill>
+                  <pic:spPr bwMode="auto">
+                    <a:xfrm>
+                      <a:off x="0" y="0"/>
+                      <a:ext cx="4953000" cy="3524250"/>
+                    </a:xfrm>
+                    <a:prstGeom prst="rect">
+                      <a:avLst/>
+                    </a:prstGeom>
+                    <a:noFill/>
+                    <a:ln w="9525">
+                      <a:noFill/>
+                      <a:headEnd/>
+                      <a:tailEnd/>
+                    </a:ln>
+                  </pic:spPr>
+                </pic:pic>
+              </a:graphicData>
+            </a:graphic>
+          </wp:inline>
+        </w:drawing>
+      </w:r>
+      <w:r>
+        <w:rPr>
+          <w:b w:val="0"/>
+          <w:i w:val="0"/>
+          <w:sz w:val="21"/>
+        </w:rPr>
+        <w:t xml:space="preserve"> </w:t>
+      </w:r>
+      <w:r>
+        <w:rPr>
+          <w:rFonts w:hint="eastAsia" w:eastAsia="FangSong" w:ascii="Times New Roman" w:hAnsi="Times New Roman"/>
+          <w:b w:val="0"/>
+          <w:i w:val="0"/>
+          <w:iCs/>
+          <w:sz w:val="21"/>
+        </w:rPr>
+        <w:t xml:space="preserve">图</w:t>
+      </w:r>
+      <w:r>
+        <w:rPr>
+          <w:b w:val="0"/>
+          <w:i w:val="0"/>
+          <w:iCs/>
+          <w:sz w:val="21"/>
+        </w:rPr>
+        <w:t xml:space="preserve"> </w:t>
+      </w:r>
+      <w:r>
+        <w:rPr>
+          <w:rFonts w:hint="eastAsia" w:eastAsia="FangSong" w:ascii="Times New Roman" w:hAnsi="Times New Roman"/>
+          <w:b w:val="0"/>
+          <w:i w:val="0"/>
+          <w:iCs/>
+          <w:sz w:val="21"/>
+        </w:rPr>
+        <w:t xml:space="preserve">D-葡萄糖的链状</w:t>
+      </w:r>
+      <w:r>
+        <w:rPr>
+          <w:b w:val="0"/>
+          <w:i w:val="0"/>
+          <w:iCs/>
+          <w:sz w:val="21"/>
+        </w:rPr>
+        <w:t xml:space="preserve"> Fischer </w:t>
+      </w:r>
+      <w:r>
+        <w:rPr>
+          <w:rFonts w:hint="eastAsia" w:eastAsia="FangSong" w:ascii="Times New Roman" w:hAnsi="Times New Roman"/>
+          <w:b w:val="0"/>
+          <w:i w:val="0"/>
+          <w:iCs/>
+          <w:sz w:val="21"/>
+        </w:rPr>
+        <w:t xml:space="preserve">投影式与环状</w:t>
+      </w:r>
+      <w:r>
+        <w:rPr>
+          <w:b w:val="0"/>
+          <w:i w:val="0"/>
+          <w:iCs/>
+          <w:sz w:val="21"/>
+        </w:rPr>
+        <w:t xml:space="preserve"> Haworth </w:t>
+      </w:r>
+      <w:r>
+        <w:rPr>
+          <w:rFonts w:hint="eastAsia" w:eastAsia="FangSong" w:ascii="Times New Roman" w:hAnsi="Times New Roman"/>
+          <w:b w:val="0"/>
+          <w:i w:val="0"/>
+          <w:iCs/>
+          <w:sz w:val="21"/>
+        </w:rPr>
+        <w:t xml:space="preserve">式互变。糖在溶液中主要以吡喃型半缩醛形式存在，α-异头体的</w:t>
+      </w:r>
+      <w:r>
+        <w:rPr>
+          <w:b w:val="0"/>
+          <w:i w:val="0"/>
+          <w:iCs/>
+          <w:sz w:val="21"/>
+        </w:rPr>
+        <w:t xml:space="preserve"> C1-OH </w:t>
+      </w:r>
+      <w:r>
+        <w:rPr>
+          <w:rFonts w:hint="eastAsia" w:eastAsia="FangSong" w:ascii="Times New Roman" w:hAnsi="Times New Roman"/>
+          <w:b w:val="0"/>
+          <w:i w:val="0"/>
+          <w:iCs/>
+          <w:sz w:val="21"/>
+        </w:rPr>
+        <w:t xml:space="preserve">与</w:t>
+      </w:r>
+      <w:r>
+        <w:rPr>
+          <w:b w:val="0"/>
+          <w:i w:val="0"/>
+          <w:iCs/>
+          <w:sz w:val="21"/>
+        </w:rPr>
+        <w:t xml:space="preserve"> -CH₂OH </w:t>
+      </w:r>
+      <w:r>
+        <w:rPr>
+          <w:rFonts w:hint="eastAsia" w:eastAsia="FangSong" w:ascii="Times New Roman" w:hAnsi="Times New Roman"/>
+          <w:b w:val="0"/>
+          <w:i w:val="0"/>
+          <w:iCs/>
+          <w:sz w:val="21"/>
+        </w:rPr>
+        <w:t xml:space="preserve">处于异侧，β-异头体处于同侧（Wikimedia</w:t>
+      </w:r>
+      <w:r>
+        <w:rPr>
+          <w:b w:val="0"/>
+          <w:i w:val="0"/>
+          <w:iCs/>
+          <w:sz w:val="21"/>
+        </w:rPr>
+        <w:t xml:space="preserve"> </w:t>
+      </w:r>
+      <w:r>
+        <w:rPr>
+          <w:rFonts w:hint="eastAsia" w:eastAsia="FangSong" w:ascii="Times New Roman" w:hAnsi="Times New Roman"/>
+          <w:b w:val="0"/>
+          <w:i w:val="0"/>
+          <w:iCs/>
+          <w:sz w:val="21"/>
+        </w:rPr>
+        <w:t xml:space="preserve">Commons）</w:t>
+      </w:r>
+    </w:p>
+    <w:p>
+      <w:pPr>
+        <w:pStyle w:val="BodyText"/>
       </w:pPr>
       <w:r>
         <w:rPr>
@@ -2491,12 +2890,6 @@
         <w:pStyle w:val="BlockText"/>
       </w:pPr>
       <w:r>
-        <w:t xml:space="preserve">⚠️</w:t>
-      </w:r>
-      <w:r>
-        <w:t xml:space="preserve"> </w:t>
-      </w:r>
-      <w:r>
         <w:rPr>
           <w:rFonts w:hint="eastAsia" w:eastAsia="SimSun" w:ascii="Times New Roman" w:hAnsi="Times New Roman"/>
           <w:b/>
@@ -2615,8 +3008,8 @@
         <w:t xml:space="preserve">，是最稳定的构象。</w:t>
       </w:r>
     </w:p>
-    <w:bookmarkEnd w:id="16"/>
-    <w:bookmarkStart w:id="17" w:name="单糖的化学反应"/>
+    <w:bookmarkEnd w:id="22"/>
+    <w:bookmarkStart w:id="23" w:name="单糖的化学反应"/>
     <w:p>
       <w:pPr>
         <w:pStyle w:val="Heading4"/>
@@ -2677,7 +3070,7 @@
           <w:p>
             <w:pPr>
               <w:pStyle w:val="Compact"/>
-              <w:jc w:val="left"/>
+              <w:jc w:val="center"/>
             </w:pPr>
             <w:r>
               <w:rPr>
@@ -2693,7 +3086,7 @@
           <w:p>
             <w:pPr>
               <w:pStyle w:val="Compact"/>
-              <w:jc w:val="left"/>
+              <w:jc w:val="center"/>
             </w:pPr>
             <w:r>
               <w:rPr>
@@ -2709,7 +3102,7 @@
           <w:p>
             <w:pPr>
               <w:pStyle w:val="Compact"/>
-              <w:jc w:val="left"/>
+              <w:jc w:val="center"/>
             </w:pPr>
             <w:r>
               <w:rPr>
@@ -2727,7 +3120,7 @@
           <w:p>
             <w:pPr>
               <w:pStyle w:val="Compact"/>
-              <w:jc w:val="left"/>
+              <w:jc w:val="center"/>
             </w:pPr>
             <w:r>
               <w:rPr>
@@ -2742,7 +3135,7 @@
           <w:p>
             <w:pPr>
               <w:pStyle w:val="Compact"/>
-              <w:jc w:val="left"/>
+              <w:jc w:val="center"/>
             </w:pPr>
             <w:r>
               <w:rPr>
@@ -2765,7 +3158,7 @@
           <w:p>
             <w:pPr>
               <w:pStyle w:val="Compact"/>
-              <w:jc w:val="left"/>
+              <w:jc w:val="center"/>
             </w:pPr>
             <w:r>
               <w:rPr>
@@ -2782,7 +3175,7 @@
           <w:p>
             <w:pPr>
               <w:pStyle w:val="Compact"/>
-              <w:jc w:val="left"/>
+              <w:jc w:val="center"/>
             </w:pPr>
             <w:r>
               <w:rPr>
@@ -2797,7 +3190,7 @@
           <w:p>
             <w:pPr>
               <w:pStyle w:val="Compact"/>
-              <w:jc w:val="left"/>
+              <w:jc w:val="center"/>
             </w:pPr>
             <w:r>
               <w:rPr>
@@ -2820,7 +3213,7 @@
           <w:p>
             <w:pPr>
               <w:pStyle w:val="Compact"/>
-              <w:jc w:val="left"/>
+              <w:jc w:val="center"/>
             </w:pPr>
             <w:r>
               <w:rPr>
@@ -2837,7 +3230,7 @@
           <w:p>
             <w:pPr>
               <w:pStyle w:val="Compact"/>
-              <w:jc w:val="left"/>
+              <w:jc w:val="center"/>
             </w:pPr>
             <w:r>
               <w:rPr>
@@ -2852,7 +3245,7 @@
           <w:p>
             <w:pPr>
               <w:pStyle w:val="Compact"/>
-              <w:jc w:val="left"/>
+              <w:jc w:val="center"/>
             </w:pPr>
             <w:r>
               <w:rPr>
@@ -2867,7 +3260,7 @@
           <w:p>
             <w:pPr>
               <w:pStyle w:val="Compact"/>
-              <w:jc w:val="left"/>
+              <w:jc w:val="center"/>
             </w:pPr>
             <w:r>
               <w:rPr>
@@ -2890,7 +3283,7 @@
           <w:p>
             <w:pPr>
               <w:pStyle w:val="Compact"/>
-              <w:jc w:val="left"/>
+              <w:jc w:val="center"/>
             </w:pPr>
             <w:r>
               <w:rPr>
@@ -2905,7 +3298,7 @@
           <w:p>
             <w:pPr>
               <w:pStyle w:val="Compact"/>
-              <w:jc w:val="left"/>
+              <w:jc w:val="center"/>
             </w:pPr>
             <w:r>
               <w:rPr>
@@ -2920,7 +3313,7 @@
           <w:p>
             <w:pPr>
               <w:pStyle w:val="Compact"/>
-              <w:jc w:val="left"/>
+              <w:jc w:val="center"/>
             </w:pPr>
             <w:r>
               <w:rPr>
@@ -3231,7 +3624,7 @@
           <w:p>
             <w:pPr>
               <w:pStyle w:val="Compact"/>
-              <w:jc w:val="left"/>
+              <w:jc w:val="center"/>
             </w:pPr>
             <w:r>
               <w:rPr>
@@ -3247,7 +3640,7 @@
           <w:p>
             <w:pPr>
               <w:pStyle w:val="Compact"/>
-              <w:jc w:val="left"/>
+              <w:jc w:val="center"/>
             </w:pPr>
             <w:r>
               <w:rPr>
@@ -3263,7 +3656,7 @@
           <w:p>
             <w:pPr>
               <w:pStyle w:val="Compact"/>
-              <w:jc w:val="left"/>
+              <w:jc w:val="center"/>
             </w:pPr>
             <w:r>
               <w:rPr>
@@ -3281,7 +3674,7 @@
           <w:p>
             <w:pPr>
               <w:pStyle w:val="Compact"/>
-              <w:jc w:val="left"/>
+              <w:jc w:val="center"/>
             </w:pPr>
             <w:r>
               <w:rPr>
@@ -3296,7 +3689,7 @@
           <w:p>
             <w:pPr>
               <w:pStyle w:val="Compact"/>
-              <w:jc w:val="left"/>
+              <w:jc w:val="center"/>
             </w:pPr>
             <w:r>
               <w:rPr>
@@ -3311,7 +3704,7 @@
           <w:p>
             <w:pPr>
               <w:pStyle w:val="Compact"/>
-              <w:jc w:val="left"/>
+              <w:jc w:val="center"/>
             </w:pPr>
             <w:r>
               <w:rPr>
@@ -3328,7 +3721,7 @@
           <w:p>
             <w:pPr>
               <w:pStyle w:val="Compact"/>
-              <w:jc w:val="left"/>
+              <w:jc w:val="center"/>
             </w:pPr>
             <w:r>
               <w:rPr>
@@ -3343,7 +3736,7 @@
           <w:p>
             <w:pPr>
               <w:pStyle w:val="Compact"/>
-              <w:jc w:val="left"/>
+              <w:jc w:val="center"/>
             </w:pPr>
             <w:r>
               <w:rPr>
@@ -3358,7 +3751,7 @@
           <w:p>
             <w:pPr>
               <w:pStyle w:val="Compact"/>
-              <w:jc w:val="left"/>
+              <w:jc w:val="center"/>
             </w:pPr>
             <w:r>
               <w:rPr>
@@ -3375,12 +3768,6 @@
         <w:pStyle w:val="BlockText"/>
       </w:pPr>
       <w:r>
-        <w:t xml:space="preserve">💡</w:t>
-      </w:r>
-      <w:r>
-        <w:t xml:space="preserve"> </w:t>
-      </w:r>
-      <w:r>
         <w:rPr>
           <w:rFonts w:hint="eastAsia" w:eastAsia="SimSun" w:ascii="Times New Roman" w:hAnsi="Times New Roman"/>
           <w:b/>
@@ -3431,8 +3818,8 @@
         <w:t xml:space="preserve">用HIO₄氧化统计消耗量→推断邻羟基的位置和数量</w:t>
       </w:r>
     </w:p>
-    <w:bookmarkEnd w:id="17"/>
-    <w:bookmarkStart w:id="18" w:name="二糖与多糖"/>
+    <w:bookmarkEnd w:id="23"/>
+    <w:bookmarkStart w:id="24" w:name="二糖与多糖"/>
     <w:p>
       <w:pPr>
         <w:pStyle w:val="Heading4"/>
@@ -3468,7 +3855,7 @@
           <w:p>
             <w:pPr>
               <w:pStyle w:val="Compact"/>
-              <w:jc w:val="left"/>
+              <w:jc w:val="center"/>
             </w:pPr>
             <w:r>
               <w:rPr>
@@ -3484,7 +3871,7 @@
           <w:p>
             <w:pPr>
               <w:pStyle w:val="Compact"/>
-              <w:jc w:val="left"/>
+              <w:jc w:val="center"/>
             </w:pPr>
             <w:r>
               <w:rPr>
@@ -3500,7 +3887,7 @@
           <w:p>
             <w:pPr>
               <w:pStyle w:val="Compact"/>
-              <w:jc w:val="left"/>
+              <w:jc w:val="center"/>
             </w:pPr>
             <w:r>
               <w:rPr>
@@ -3534,7 +3921,7 @@
           <w:p>
             <w:pPr>
               <w:pStyle w:val="Compact"/>
-              <w:jc w:val="left"/>
+              <w:jc w:val="center"/>
             </w:pPr>
             <w:r>
               <w:rPr>
@@ -3549,7 +3936,7 @@
           <w:p>
             <w:pPr>
               <w:pStyle w:val="Compact"/>
-              <w:jc w:val="left"/>
+              <w:jc w:val="center"/>
             </w:pPr>
             <w:r>
               <w:rPr>
@@ -3576,7 +3963,7 @@
           <w:p>
             <w:pPr>
               <w:pStyle w:val="Compact"/>
-              <w:jc w:val="left"/>
+              <w:jc w:val="center"/>
             </w:pPr>
             <w:r>
               <w:rPr>
@@ -3608,7 +3995,7 @@
           <w:p>
             <w:pPr>
               <w:pStyle w:val="Compact"/>
-              <w:jc w:val="left"/>
+              <w:jc w:val="center"/>
             </w:pPr>
             <w:r>
               <w:rPr>
@@ -3623,7 +4010,7 @@
           <w:p>
             <w:pPr>
               <w:pStyle w:val="Compact"/>
-              <w:jc w:val="left"/>
+              <w:jc w:val="center"/>
             </w:pPr>
             <w:r>
               <w:rPr>
@@ -3650,7 +4037,7 @@
           <w:p>
             <w:pPr>
               <w:pStyle w:val="Compact"/>
-              <w:jc w:val="left"/>
+              <w:jc w:val="center"/>
             </w:pPr>
             <w:r>
               <w:rPr>
@@ -3682,7 +4069,7 @@
           <w:p>
             <w:pPr>
               <w:pStyle w:val="Compact"/>
-              <w:jc w:val="left"/>
+              <w:jc w:val="center"/>
             </w:pPr>
             <w:r>
               <w:rPr>
@@ -3697,7 +4084,7 @@
           <w:p>
             <w:pPr>
               <w:pStyle w:val="Compact"/>
-              <w:jc w:val="left"/>
+              <w:jc w:val="center"/>
             </w:pPr>
             <w:r>
               <w:rPr>
@@ -3724,7 +4111,7 @@
           <w:p>
             <w:pPr>
               <w:pStyle w:val="Compact"/>
-              <w:jc w:val="left"/>
+              <w:jc w:val="center"/>
             </w:pPr>
             <w:r>
               <w:rPr>
@@ -3756,7 +4143,7 @@
           <w:p>
             <w:pPr>
               <w:pStyle w:val="Compact"/>
-              <w:jc w:val="left"/>
+              <w:jc w:val="center"/>
             </w:pPr>
             <w:r>
               <w:rPr>
@@ -3771,7 +4158,7 @@
           <w:p>
             <w:pPr>
               <w:pStyle w:val="Compact"/>
-              <w:jc w:val="left"/>
+              <w:jc w:val="center"/>
             </w:pPr>
             <w:r>
               <w:rPr>
@@ -3786,7 +4173,7 @@
           <w:p>
             <w:pPr>
               <w:pStyle w:val="Compact"/>
-              <w:jc w:val="left"/>
+              <w:jc w:val="center"/>
             </w:pPr>
             <w:r>
               <w:rPr>
@@ -3818,7 +4205,7 @@
           <w:p>
             <w:pPr>
               <w:pStyle w:val="Compact"/>
-              <w:jc w:val="left"/>
+              <w:jc w:val="center"/>
             </w:pPr>
             <w:r>
               <w:rPr>
@@ -3833,7 +4220,7 @@
           <w:p>
             <w:pPr>
               <w:pStyle w:val="Compact"/>
-              <w:jc w:val="left"/>
+              <w:jc w:val="center"/>
             </w:pPr>
             <w:r>
               <w:rPr>
@@ -3848,7 +4235,7 @@
           <w:p>
             <w:pPr>
               <w:pStyle w:val="Compact"/>
-              <w:jc w:val="left"/>
+              <w:jc w:val="center"/>
             </w:pPr>
             <w:r>
               <w:rPr>
@@ -3899,9 +4286,9 @@
         </w:pict>
       </w:r>
     </w:p>
-    <w:bookmarkEnd w:id="18"/>
-    <w:bookmarkEnd w:id="19"/>
-    <w:bookmarkStart w:id="22" w:name="氨基酸与蛋白质"/>
+    <w:bookmarkEnd w:id="24"/>
+    <w:bookmarkEnd w:id="25"/>
+    <w:bookmarkStart w:id="31" w:name="氨基酸与蛋白质"/>
     <w:p>
       <w:pPr>
         <w:pStyle w:val="Heading3"/>
@@ -3916,7 +4303,7 @@
         <w:t xml:space="preserve">氨基酸与蛋白质</w:t>
       </w:r>
     </w:p>
-    <w:bookmarkStart w:id="20" w:name="氨基酸的结构与等电点"/>
+    <w:bookmarkStart w:id="29" w:name="氨基酸的结构与等电点"/>
     <w:p>
       <w:pPr>
         <w:pStyle w:val="Heading4"/>
@@ -3934,6 +4321,153 @@
     <w:p>
       <w:pPr>
         <w:pStyle w:val="FirstParagraph"/>
+        <w:jc w:val="center"/>
+      </w:pPr>
+      <w:r>
+        <w:rPr>
+          <w:b w:val="0"/>
+          <w:i w:val="0"/>
+          <w:sz w:val="21"/>
+        </w:rPr>
+        <w:drawing>
+          <wp:inline>
+            <wp:extent cx="5334000" cy="2602992"/>
+            <wp:effectExtent b="0" l="0" r="0" t="0"/>
+            <wp:docPr descr="氨基酸两性离子——以丙氨酸为例" title="" id="27" name="Picture"/>
+            <a:graphic>
+              <a:graphicData uri="http://schemas.openxmlformats.org/drawingml/2006/picture">
+                <pic:pic>
+                  <pic:nvPicPr>
+                    <pic:cNvPr descr="media/amino-acid-zwitterions.png" id="28" name="Picture"/>
+                    <pic:cNvPicPr>
+                      <a:picLocks noChangeArrowheads="1" noChangeAspect="1"/>
+                    </pic:cNvPicPr>
+                  </pic:nvPicPr>
+                  <pic:blipFill>
+                    <a:blip r:embed="rId26"/>
+                    <a:stretch>
+                      <a:fillRect/>
+                    </a:stretch>
+                  </pic:blipFill>
+                  <pic:spPr bwMode="auto">
+                    <a:xfrm>
+                      <a:off x="0" y="0"/>
+                      <a:ext cx="5334000" cy="2602992"/>
+                    </a:xfrm>
+                    <a:prstGeom prst="rect">
+                      <a:avLst/>
+                    </a:prstGeom>
+                    <a:noFill/>
+                    <a:ln w="9525">
+                      <a:noFill/>
+                      <a:headEnd/>
+                      <a:tailEnd/>
+                    </a:ln>
+                  </pic:spPr>
+                </pic:pic>
+              </a:graphicData>
+            </a:graphic>
+          </wp:inline>
+        </w:drawing>
+      </w:r>
+      <w:r>
+        <w:rPr>
+          <w:b w:val="0"/>
+          <w:i w:val="0"/>
+          <w:sz w:val="21"/>
+        </w:rPr>
+        <w:t xml:space="preserve"> </w:t>
+      </w:r>
+      <w:r>
+        <w:rPr>
+          <w:rFonts w:hint="eastAsia" w:eastAsia="FangSong" w:ascii="Times New Roman" w:hAnsi="Times New Roman"/>
+          <w:b w:val="0"/>
+          <w:i w:val="0"/>
+          <w:iCs/>
+          <w:sz w:val="21"/>
+        </w:rPr>
+        <w:t xml:space="preserve">图</w:t>
+      </w:r>
+      <w:r>
+        <w:rPr>
+          <w:b w:val="0"/>
+          <w:i w:val="0"/>
+          <w:iCs/>
+          <w:sz w:val="21"/>
+        </w:rPr>
+        <w:t xml:space="preserve"> </w:t>
+      </w:r>
+      <w:r>
+        <w:rPr>
+          <w:rFonts w:hint="eastAsia" w:eastAsia="FangSong" w:ascii="Times New Roman" w:hAnsi="Times New Roman"/>
+          <w:b w:val="0"/>
+          <w:i w:val="0"/>
+          <w:iCs/>
+          <w:sz w:val="21"/>
+        </w:rPr>
+        <w:t xml:space="preserve">氨基酸的两性离子（偶极离子）结构。在等电点时，氨基质子化(-NH₃⁺)而羧基去质子化(-COO⁻)，分子整体呈电中性。pH</w:t>
+      </w:r>
+      <w:r>
+        <w:rPr>
+          <w:b w:val="0"/>
+          <w:i w:val="0"/>
+          <w:iCs/>
+          <w:sz w:val="21"/>
+        </w:rPr>
+        <w:t xml:space="preserve"> &lt; pI </w:t>
+      </w:r>
+      <w:r>
+        <w:rPr>
+          <w:rFonts w:hint="eastAsia" w:eastAsia="FangSong" w:ascii="Times New Roman" w:hAnsi="Times New Roman"/>
+          <w:b w:val="0"/>
+          <w:i w:val="0"/>
+          <w:iCs/>
+          <w:sz w:val="21"/>
+        </w:rPr>
+        <w:t xml:space="preserve">时以阳离子形式存在，pH</w:t>
+      </w:r>
+      <w:r>
+        <w:rPr>
+          <w:b w:val="0"/>
+          <w:i w:val="0"/>
+          <w:iCs/>
+          <w:sz w:val="21"/>
+        </w:rPr>
+        <w:t xml:space="preserve"> &gt; pI </w:t>
+      </w:r>
+      <w:r>
+        <w:rPr>
+          <w:rFonts w:hint="eastAsia" w:eastAsia="FangSong" w:ascii="Times New Roman" w:hAnsi="Times New Roman"/>
+          <w:b w:val="0"/>
+          <w:i w:val="0"/>
+          <w:iCs/>
+          <w:sz w:val="21"/>
+        </w:rPr>
+        <w:t xml:space="preserve">时以阴离子形式存在（Wikimedia</w:t>
+      </w:r>
+      <w:r>
+        <w:rPr>
+          <w:b w:val="0"/>
+          <w:i w:val="0"/>
+          <w:iCs/>
+          <w:sz w:val="21"/>
+        </w:rPr>
+        <w:t xml:space="preserve"> </w:t>
+      </w:r>
+      <w:r>
+        <w:rPr>
+          <w:rFonts w:hint="eastAsia" w:eastAsia="FangSong" w:ascii="Times New Roman" w:hAnsi="Times New Roman"/>
+          <w:b w:val="0"/>
+          <w:i w:val="0"/>
+          <w:iCs/>
+          <w:sz w:val="21"/>
+        </w:rPr>
+        <w:t xml:space="preserve">Commons）</w:t>
+      </w:r>
+    </w:p>
+    <w:p>
+      <w:pPr>
+        <w:pStyle w:val="BodyText"/>
       </w:pPr>
       <w:r>
         <w:rPr>
@@ -4074,12 +4608,6 @@
         <w:pStyle w:val="BlockText"/>
       </w:pPr>
       <w:r>
-        <w:t xml:space="preserve">💡</w:t>
-      </w:r>
-      <w:r>
-        <w:t xml:space="preserve"> </w:t>
-      </w:r>
-      <w:r>
         <w:rPr>
           <w:rFonts w:hint="eastAsia" w:eastAsia="SimSun" w:ascii="Times New Roman" w:hAnsi="Times New Roman"/>
           <w:b/>
@@ -4130,8 +4658,8 @@
         <w:t xml:space="preserve">移向负极。</w:t>
       </w:r>
     </w:p>
-    <w:bookmarkEnd w:id="20"/>
-    <w:bookmarkStart w:id="21" w:name="多肽与蛋白质"/>
+    <w:bookmarkEnd w:id="29"/>
+    <w:bookmarkStart w:id="30" w:name="多肽与蛋白质"/>
     <w:p>
       <w:pPr>
         <w:pStyle w:val="Heading4"/>
@@ -4312,12 +4840,6 @@
         <w:pStyle w:val="BlockText"/>
       </w:pPr>
       <w:r>
-        <w:t xml:space="preserve">💡</w:t>
-      </w:r>
-      <w:r>
-        <w:t xml:space="preserve"> </w:t>
-      </w:r>
-      <w:r>
         <w:rPr>
           <w:rFonts w:hint="eastAsia" w:eastAsia="SimSun" w:ascii="Times New Roman" w:hAnsi="Times New Roman"/>
           <w:b/>
@@ -4350,9 +4872,9 @@
         </w:pict>
       </w:r>
     </w:p>
-    <w:bookmarkEnd w:id="21"/>
-    <w:bookmarkEnd w:id="22"/>
-    <w:bookmarkStart w:id="26" w:name="波谱学初步竞赛应用级"/>
+    <w:bookmarkEnd w:id="30"/>
+    <w:bookmarkEnd w:id="31"/>
+    <w:bookmarkStart w:id="35" w:name="波谱学初步竞赛应用级"/>
     <w:p>
       <w:pPr>
         <w:pStyle w:val="Heading3"/>
@@ -4367,7 +4889,7 @@
         <w:t xml:space="preserve">波谱学初步（竞赛应用级）</w:t>
       </w:r>
     </w:p>
-    <w:bookmarkStart w:id="23" w:name="核磁共振氢谱-¹h-nmr"/>
+    <w:bookmarkStart w:id="32" w:name="核磁共振氢谱-¹h-nmr"/>
     <w:p>
       <w:pPr>
         <w:pStyle w:val="Heading4"/>
@@ -4424,7 +4946,7 @@
           <w:p>
             <w:pPr>
               <w:pStyle w:val="Compact"/>
-              <w:jc w:val="left"/>
+              <w:jc w:val="center"/>
             </w:pPr>
             <w:r>
               <w:rPr>
@@ -4440,7 +4962,7 @@
           <w:p>
             <w:pPr>
               <w:pStyle w:val="Compact"/>
-              <w:jc w:val="left"/>
+              <w:jc w:val="center"/>
             </w:pPr>
             <w:r>
               <w:rPr>
@@ -4456,7 +4978,7 @@
           <w:p>
             <w:pPr>
               <w:pStyle w:val="Compact"/>
-              <w:jc w:val="left"/>
+              <w:jc w:val="center"/>
             </w:pPr>
             <w:r>
               <w:rPr>
@@ -4474,7 +4996,7 @@
           <w:p>
             <w:pPr>
               <w:pStyle w:val="Compact"/>
-              <w:jc w:val="left"/>
+              <w:jc w:val="center"/>
             </w:pPr>
             <w:r>
               <w:rPr>
@@ -4489,7 +5011,7 @@
           <w:p>
             <w:pPr>
               <w:pStyle w:val="Compact"/>
-              <w:jc w:val="left"/>
+              <w:jc w:val="center"/>
             </w:pPr>
             <w:r>
               <w:rPr>
@@ -4504,7 +5026,7 @@
           <w:p>
             <w:pPr>
               <w:pStyle w:val="Compact"/>
-              <w:jc w:val="left"/>
+              <w:jc w:val="center"/>
             </w:pPr>
             <w:r>
               <w:rPr>
@@ -4533,7 +5055,7 @@
           <w:p>
             <w:pPr>
               <w:pStyle w:val="Compact"/>
-              <w:jc w:val="left"/>
+              <w:jc w:val="center"/>
             </w:pPr>
             <w:r>
               <w:rPr>
@@ -4548,7 +5070,7 @@
           <w:p>
             <w:pPr>
               <w:pStyle w:val="Compact"/>
-              <w:jc w:val="left"/>
+              <w:jc w:val="center"/>
             </w:pPr>
             <w:r>
               <w:rPr>
@@ -4563,7 +5085,7 @@
           <w:p>
             <w:pPr>
               <w:pStyle w:val="Compact"/>
-              <w:jc w:val="left"/>
+              <w:jc w:val="center"/>
             </w:pPr>
             <w:r>
               <w:rPr>
@@ -4580,7 +5102,7 @@
           <w:p>
             <w:pPr>
               <w:pStyle w:val="Compact"/>
-              <w:jc w:val="left"/>
+              <w:jc w:val="center"/>
             </w:pPr>
             <w:r>
               <w:rPr>
@@ -4595,7 +5117,7 @@
           <w:p>
             <w:pPr>
               <w:pStyle w:val="Compact"/>
-              <w:jc w:val="left"/>
+              <w:jc w:val="center"/>
             </w:pPr>
             <w:r>
               <w:rPr>
@@ -4610,7 +5132,7 @@
           <w:p>
             <w:pPr>
               <w:pStyle w:val="Compact"/>
-              <w:jc w:val="left"/>
+              <w:jc w:val="center"/>
             </w:pPr>
             <w:r>
               <w:rPr>
@@ -4839,12 +5361,6 @@
         <w:pStyle w:val="BlockText"/>
       </w:pPr>
       <w:r>
-        <w:t xml:space="preserve">💡</w:t>
-      </w:r>
-      <w:r>
-        <w:t xml:space="preserve"> </w:t>
-      </w:r>
-      <w:r>
         <w:rPr>
           <w:rFonts w:hint="eastAsia" w:eastAsia="SimSun" w:ascii="Times New Roman" w:hAnsi="Times New Roman"/>
           <w:b/>
@@ -4877,8 +5393,8 @@
         <w:t xml:space="preserve">2-溴丙烷的甲基裂分不同），推断未知物结构。</w:t>
       </w:r>
     </w:p>
-    <w:bookmarkEnd w:id="23"/>
-    <w:bookmarkStart w:id="24" w:name="红外光谱-ir"/>
+    <w:bookmarkEnd w:id="32"/>
+    <w:bookmarkStart w:id="33" w:name="红外光谱-ir"/>
     <w:p>
       <w:pPr>
         <w:pStyle w:val="Heading4"/>
@@ -4935,7 +5451,7 @@
           <w:p>
             <w:pPr>
               <w:pStyle w:val="Compact"/>
-              <w:jc w:val="left"/>
+              <w:jc w:val="center"/>
             </w:pPr>
             <w:r>
               <w:rPr>
@@ -4951,7 +5467,7 @@
           <w:p>
             <w:pPr>
               <w:pStyle w:val="Compact"/>
-              <w:jc w:val="left"/>
+              <w:jc w:val="center"/>
             </w:pPr>
             <w:r>
               <w:rPr>
@@ -4967,7 +5483,7 @@
           <w:p>
             <w:pPr>
               <w:pStyle w:val="Compact"/>
-              <w:jc w:val="left"/>
+              <w:jc w:val="center"/>
             </w:pPr>
             <w:r>
               <w:rPr>
@@ -4985,7 +5501,7 @@
           <w:p>
             <w:pPr>
               <w:pStyle w:val="Compact"/>
-              <w:jc w:val="left"/>
+              <w:jc w:val="center"/>
             </w:pPr>
             <w:r>
               <w:rPr>
@@ -5000,7 +5516,7 @@
           <w:p>
             <w:pPr>
               <w:pStyle w:val="Compact"/>
-              <w:jc w:val="left"/>
+              <w:jc w:val="center"/>
             </w:pPr>
             <w:r>
               <w:rPr>
@@ -5015,7 +5531,7 @@
           <w:p>
             <w:pPr>
               <w:pStyle w:val="Compact"/>
-              <w:jc w:val="left"/>
+              <w:jc w:val="center"/>
             </w:pPr>
             <w:r>
               <w:rPr>
@@ -5032,7 +5548,7 @@
           <w:p>
             <w:pPr>
               <w:pStyle w:val="Compact"/>
-              <w:jc w:val="left"/>
+              <w:jc w:val="center"/>
             </w:pPr>
             <w:r>
               <w:rPr>
@@ -5047,7 +5563,7 @@
           <w:p>
             <w:pPr>
               <w:pStyle w:val="Compact"/>
-              <w:jc w:val="left"/>
+              <w:jc w:val="center"/>
             </w:pPr>
             <w:r>
               <w:rPr>
@@ -5062,7 +5578,7 @@
           <w:p>
             <w:pPr>
               <w:pStyle w:val="Compact"/>
-              <w:jc w:val="left"/>
+              <w:jc w:val="center"/>
             </w:pPr>
             <w:r>
               <w:rPr>
@@ -5079,7 +5595,7 @@
           <w:p>
             <w:pPr>
               <w:pStyle w:val="Compact"/>
-              <w:jc w:val="left"/>
+              <w:jc w:val="center"/>
             </w:pPr>
             <w:r>
               <w:rPr>
@@ -5094,7 +5610,7 @@
           <w:p>
             <w:pPr>
               <w:pStyle w:val="Compact"/>
-              <w:jc w:val="left"/>
+              <w:jc w:val="center"/>
             </w:pPr>
             <w:r>
               <w:rPr>
@@ -5109,7 +5625,7 @@
           <w:p>
             <w:pPr>
               <w:pStyle w:val="Compact"/>
-              <w:jc w:val="left"/>
+              <w:jc w:val="center"/>
             </w:pPr>
             <w:r>
               <w:rPr>
@@ -5126,7 +5642,7 @@
           <w:p>
             <w:pPr>
               <w:pStyle w:val="Compact"/>
-              <w:jc w:val="left"/>
+              <w:jc w:val="center"/>
             </w:pPr>
             <w:r>
               <w:rPr>
@@ -5141,7 +5657,7 @@
           <w:p>
             <w:pPr>
               <w:pStyle w:val="Compact"/>
-              <w:jc w:val="left"/>
+              <w:jc w:val="center"/>
             </w:pPr>
             <w:r>
               <w:rPr>
@@ -5156,7 +5672,7 @@
           <w:p>
             <w:pPr>
               <w:pStyle w:val="Compact"/>
-              <w:jc w:val="left"/>
+              <w:jc w:val="center"/>
             </w:pPr>
             <w:r>
               <w:rPr>
@@ -5173,7 +5689,7 @@
           <w:p>
             <w:pPr>
               <w:pStyle w:val="Compact"/>
-              <w:jc w:val="left"/>
+              <w:jc w:val="center"/>
             </w:pPr>
             <w:r>
               <w:rPr>
@@ -5188,7 +5704,7 @@
           <w:p>
             <w:pPr>
               <w:pStyle w:val="Compact"/>
-              <w:jc w:val="left"/>
+              <w:jc w:val="center"/>
             </w:pPr>
             <w:r>
               <w:rPr>
@@ -5203,7 +5719,7 @@
           <w:p>
             <w:pPr>
               <w:pStyle w:val="Compact"/>
-              <w:jc w:val="left"/>
+              <w:jc w:val="center"/>
             </w:pPr>
             <w:r>
               <w:rPr>
@@ -5220,7 +5736,7 @@
           <w:p>
             <w:pPr>
               <w:pStyle w:val="Compact"/>
-              <w:jc w:val="left"/>
+              <w:jc w:val="center"/>
             </w:pPr>
             <w:r>
               <w:rPr>
@@ -5235,7 +5751,7 @@
           <w:p>
             <w:pPr>
               <w:pStyle w:val="Compact"/>
-              <w:jc w:val="left"/>
+              <w:jc w:val="center"/>
             </w:pPr>
             <w:r>
               <w:rPr>
@@ -5250,7 +5766,7 @@
           <w:p>
             <w:pPr>
               <w:pStyle w:val="Compact"/>
-              <w:jc w:val="left"/>
+              <w:jc w:val="center"/>
             </w:pPr>
             <w:r>
               <w:rPr>
@@ -5267,7 +5783,7 @@
           <w:p>
             <w:pPr>
               <w:pStyle w:val="Compact"/>
-              <w:jc w:val="left"/>
+              <w:jc w:val="center"/>
             </w:pPr>
             <w:r>
               <w:rPr>
@@ -5282,7 +5798,7 @@
           <w:p>
             <w:pPr>
               <w:pStyle w:val="Compact"/>
-              <w:jc w:val="left"/>
+              <w:jc w:val="center"/>
             </w:pPr>
             <w:r>
               <w:rPr>
@@ -5297,7 +5813,7 @@
           <w:p>
             <w:pPr>
               <w:pStyle w:val="Compact"/>
-              <w:jc w:val="left"/>
+              <w:jc w:val="center"/>
             </w:pPr>
             <w:r>
               <w:rPr>
@@ -5309,8 +5825,8 @@
         </w:tc>
       </w:tr>
     </w:tbl>
-    <w:bookmarkEnd w:id="24"/>
-    <w:bookmarkStart w:id="25" w:name="质谱-ms"/>
+    <w:bookmarkEnd w:id="33"/>
+    <w:bookmarkStart w:id="34" w:name="质谱-ms"/>
     <w:p>
       <w:pPr>
         <w:pStyle w:val="Heading4"/>
@@ -5414,12 +5930,6 @@
         <w:pStyle w:val="BlockText"/>
       </w:pPr>
       <w:r>
-        <w:t xml:space="preserve">💡</w:t>
-      </w:r>
-      <w:r>
-        <w:t xml:space="preserve"> </w:t>
-      </w:r>
-      <w:r>
         <w:rPr>
           <w:rFonts w:hint="eastAsia" w:eastAsia="SimSun" w:ascii="Times New Roman" w:hAnsi="Times New Roman"/>
           <w:b/>
@@ -5498,10 +6008,10 @@
         </w:pict>
       </w:r>
     </w:p>
-    <w:bookmarkEnd w:id="25"/>
-    <w:bookmarkEnd w:id="26"/>
-    <w:bookmarkEnd w:id="27"/>
-    <w:bookmarkStart w:id="32" w:name="二规律与方法"/>
+    <w:bookmarkEnd w:id="34"/>
+    <w:bookmarkEnd w:id="35"/>
+    <w:bookmarkEnd w:id="36"/>
+    <w:bookmarkStart w:id="41" w:name="二规律与方法"/>
     <w:p>
       <w:pPr>
         <w:pStyle w:val="Heading2"/>
@@ -5513,7 +6023,7 @@
         <w:t xml:space="preserve">二、规律与方法</w:t>
       </w:r>
     </w:p>
-    <w:bookmarkStart w:id="28" w:name="杂环芳香性与反应性对照表"/>
+    <w:bookmarkStart w:id="37" w:name="杂环芳香性与反应性对照表"/>
     <w:p>
       <w:pPr>
         <w:pStyle w:val="Heading3"/>
@@ -6204,8 +6714,8 @@
         </w:tc>
       </w:tr>
     </w:tbl>
-    <w:bookmarkEnd w:id="28"/>
-    <w:bookmarkStart w:id="29" w:name="常见易错点"/>
+    <w:bookmarkEnd w:id="37"/>
+    <w:bookmarkStart w:id="38" w:name="常见易错点"/>
     <w:p>
       <w:pPr>
         <w:pStyle w:val="Heading3"/>
@@ -6225,12 +6735,6 @@
         <w:pStyle w:val="BlockText"/>
       </w:pPr>
       <w:r>
-        <w:t xml:space="preserve">⚠️</w:t>
-      </w:r>
-      <w:r>
-        <w:t xml:space="preserve"> </w:t>
-      </w:r>
-      <w:r>
         <w:rPr>
           <w:rFonts w:hint="eastAsia" w:eastAsia="SimSun" w:ascii="Times New Roman" w:hAnsi="Times New Roman"/>
           <w:b/>
@@ -6250,12 +6754,6 @@
         <w:pStyle w:val="BlockText"/>
       </w:pPr>
       <w:r>
-        <w:t xml:space="preserve">⚠️</w:t>
-      </w:r>
-      <w:r>
-        <w:t xml:space="preserve"> </w:t>
-      </w:r>
-      <w:r>
         <w:rPr>
           <w:rFonts w:hint="eastAsia" w:eastAsia="SimSun" w:ascii="Times New Roman" w:hAnsi="Times New Roman"/>
           <w:b/>
@@ -6275,12 +6773,6 @@
         <w:pStyle w:val="BlockText"/>
       </w:pPr>
       <w:r>
-        <w:t xml:space="preserve">⚠️</w:t>
-      </w:r>
-      <w:r>
-        <w:t xml:space="preserve"> </w:t>
-      </w:r>
-      <w:r>
         <w:rPr>
           <w:rFonts w:hint="eastAsia" w:eastAsia="SimSun" w:ascii="Times New Roman" w:hAnsi="Times New Roman"/>
           <w:b/>
@@ -6314,12 +6806,6 @@
         <w:pStyle w:val="BlockText"/>
       </w:pPr>
       <w:r>
-        <w:t xml:space="preserve">⚠️</w:t>
-      </w:r>
-      <w:r>
-        <w:t xml:space="preserve"> </w:t>
-      </w:r>
-      <w:r>
         <w:rPr>
           <w:rFonts w:hint="eastAsia" w:eastAsia="SimSun" w:ascii="Times New Roman" w:hAnsi="Times New Roman"/>
           <w:b/>
@@ -6343,8 +6829,8 @@
         <w:t xml:space="preserve">氨基酸带负电（-COO⁻为主），向正极移动。很多初学者记反方向。</w:t>
       </w:r>
     </w:p>
-    <w:bookmarkEnd w:id="29"/>
-    <w:bookmarkStart w:id="30" w:name="方法技巧"/>
+    <w:bookmarkEnd w:id="38"/>
+    <w:bookmarkStart w:id="39" w:name="方法技巧"/>
     <w:p>
       <w:pPr>
         <w:pStyle w:val="Heading3"/>
@@ -6364,12 +6850,6 @@
         <w:pStyle w:val="BlockText"/>
       </w:pPr>
       <w:r>
-        <w:t xml:space="preserve">💡</w:t>
-      </w:r>
-      <w:r>
-        <w:t xml:space="preserve"> </w:t>
-      </w:r>
-      <w:r>
         <w:rPr>
           <w:rFonts w:hint="eastAsia" w:eastAsia="SimSun" w:ascii="Times New Roman" w:hAnsi="Times New Roman"/>
           <w:b/>
@@ -6478,12 +6958,6 @@
       <w:pPr>
         <w:pStyle w:val="BlockText"/>
       </w:pPr>
-      <w:r>
-        <w:t xml:space="preserve">💡</w:t>
-      </w:r>
-      <w:r>
-        <w:t xml:space="preserve"> </w:t>
-      </w:r>
       <w:r>
         <w:rPr>
           <w:rFonts w:hint="eastAsia" w:eastAsia="SimSun" w:ascii="Times New Roman" w:hAnsi="Times New Roman"/>
@@ -6545,8 +7019,8 @@
         </w:pict>
       </w:r>
     </w:p>
-    <w:bookmarkEnd w:id="30"/>
-    <w:bookmarkStart w:id="31" w:name="竞赛深化来自化学竞赛初赛讲义"/>
+    <w:bookmarkEnd w:id="39"/>
+    <w:bookmarkStart w:id="40" w:name="竞赛深化来自化学竞赛初赛讲义"/>
     <w:p>
       <w:pPr>
         <w:pStyle w:val="Heading3"/>
@@ -6866,9 +7340,9 @@
         </w:pict>
       </w:r>
     </w:p>
-    <w:bookmarkEnd w:id="31"/>
-    <w:bookmarkEnd w:id="32"/>
-    <w:bookmarkStart w:id="38" w:name="三典型例题"/>
+    <w:bookmarkEnd w:id="40"/>
+    <w:bookmarkEnd w:id="41"/>
+    <w:bookmarkStart w:id="47" w:name="三典型例题"/>
     <w:p>
       <w:pPr>
         <w:pStyle w:val="Heading2"/>
@@ -6880,7 +7354,7 @@
         <w:t xml:space="preserve">三、典型例题</w:t>
       </w:r>
     </w:p>
-    <w:bookmarkStart w:id="33" w:name="例1-五元杂环的亲电取代"/>
+    <w:bookmarkStart w:id="42" w:name="例1-五元杂环的亲电取代"/>
     <w:p>
       <w:pPr>
         <w:pStyle w:val="Heading3"/>
@@ -7016,8 +7490,8 @@
         </w:pict>
       </w:r>
     </w:p>
-    <w:bookmarkEnd w:id="33"/>
-    <w:bookmarkStart w:id="34" w:name="例2-吡啶的亲核取代"/>
+    <w:bookmarkEnd w:id="42"/>
+    <w:bookmarkStart w:id="43" w:name="例2-吡啶的亲核取代"/>
     <w:p>
       <w:pPr>
         <w:pStyle w:val="Heading3"/>
@@ -7144,8 +7618,8 @@
         </w:pict>
       </w:r>
     </w:p>
-    <w:bookmarkEnd w:id="34"/>
-    <w:bookmarkStart w:id="35" w:name="例3-糖的结构推断"/>
+    <w:bookmarkEnd w:id="43"/>
+    <w:bookmarkStart w:id="44" w:name="例3-糖的结构推断"/>
     <w:p>
       <w:pPr>
         <w:pStyle w:val="Heading3"/>
@@ -7457,8 +7931,8 @@
         </w:pict>
       </w:r>
     </w:p>
-    <w:bookmarkEnd w:id="35"/>
-    <w:bookmarkStart w:id="36" w:name="例4-等电点计算"/>
+    <w:bookmarkEnd w:id="44"/>
+    <w:bookmarkStart w:id="45" w:name="例4-等电点计算"/>
     <w:p>
       <w:pPr>
         <w:pStyle w:val="Heading3"/>
@@ -7642,8 +8116,8 @@
         </w:pict>
       </w:r>
     </w:p>
-    <w:bookmarkEnd w:id="36"/>
-    <w:bookmarkStart w:id="37" w:name="例5-波谱综合解析"/>
+    <w:bookmarkEnd w:id="45"/>
+    <w:bookmarkStart w:id="46" w:name="例5-波谱综合解析"/>
     <w:p>
       <w:pPr>
         <w:pStyle w:val="Heading3"/>
@@ -7911,9 +8385,9 @@
         </w:pict>
       </w:r>
     </w:p>
-    <w:bookmarkEnd w:id="37"/>
-    <w:bookmarkEnd w:id="38"/>
-    <w:bookmarkStart w:id="39" w:name="四拓展与联系"/>
+    <w:bookmarkEnd w:id="46"/>
+    <w:bookmarkEnd w:id="47"/>
+    <w:bookmarkStart w:id="48" w:name="四拓展与联系"/>
     <w:p>
       <w:pPr>
         <w:pStyle w:val="Heading2"/>
@@ -8004,8 +8478,8 @@
         </w:pict>
       </w:r>
     </w:p>
-    <w:bookmarkEnd w:id="39"/>
-    <w:bookmarkStart w:id="40" w:name="五本节总结速查"/>
+    <w:bookmarkEnd w:id="48"/>
+    <w:bookmarkStart w:id="49" w:name="五本节总结速查"/>
     <w:p>
       <w:pPr>
         <w:pStyle w:val="Heading2"/>
@@ -8038,7 +8512,7 @@
           <w:p>
             <w:pPr>
               <w:pStyle w:val="Compact"/>
-              <w:jc w:val="left"/>
+              <w:jc w:val="center"/>
             </w:pPr>
             <w:r>
               <w:rPr>
@@ -8054,7 +8528,7 @@
           <w:p>
             <w:pPr>
               <w:pStyle w:val="Compact"/>
-              <w:jc w:val="left"/>
+              <w:jc w:val="center"/>
             </w:pPr>
             <w:r>
               <w:rPr>
@@ -8070,7 +8544,7 @@
           <w:p>
             <w:pPr>
               <w:pStyle w:val="Compact"/>
-              <w:jc w:val="left"/>
+              <w:jc w:val="center"/>
             </w:pPr>
             <w:r>
               <w:rPr>
@@ -8088,7 +8562,7 @@
           <w:p>
             <w:pPr>
               <w:pStyle w:val="Compact"/>
-              <w:jc w:val="left"/>
+              <w:jc w:val="center"/>
             </w:pPr>
             <w:r>
               <w:rPr>
@@ -8103,7 +8577,7 @@
           <w:p>
             <w:pPr>
               <w:pStyle w:val="Compact"/>
-              <w:jc w:val="left"/>
+              <w:jc w:val="center"/>
             </w:pPr>
             <w:r>
               <w:rPr>
@@ -8118,7 +8592,7 @@
           <w:p>
             <w:pPr>
               <w:pStyle w:val="Compact"/>
-              <w:jc w:val="left"/>
+              <w:jc w:val="center"/>
             </w:pPr>
             <w:r>
               <w:rPr>
@@ -8135,7 +8609,7 @@
           <w:p>
             <w:pPr>
               <w:pStyle w:val="Compact"/>
-              <w:jc w:val="left"/>
+              <w:jc w:val="center"/>
             </w:pPr>
             <w:r>
               <w:rPr>
@@ -8150,7 +8624,7 @@
           <w:p>
             <w:pPr>
               <w:pStyle w:val="Compact"/>
-              <w:jc w:val="left"/>
+              <w:jc w:val="center"/>
             </w:pPr>
             <w:r>
               <w:rPr>
@@ -8165,7 +8639,7 @@
           <w:p>
             <w:pPr>
               <w:pStyle w:val="Compact"/>
-              <w:jc w:val="left"/>
+              <w:jc w:val="center"/>
             </w:pPr>
             <w:r>
               <w:rPr>
@@ -8194,7 +8668,7 @@
           <w:p>
             <w:pPr>
               <w:pStyle w:val="Compact"/>
-              <w:jc w:val="left"/>
+              <w:jc w:val="center"/>
             </w:pPr>
             <w:r>
               <w:rPr>
@@ -8209,7 +8683,7 @@
           <w:p>
             <w:pPr>
               <w:pStyle w:val="Compact"/>
-              <w:jc w:val="left"/>
+              <w:jc w:val="center"/>
             </w:pPr>
             <w:r>
               <w:rPr>
@@ -8236,7 +8710,7 @@
           <w:p>
             <w:pPr>
               <w:pStyle w:val="Compact"/>
-              <w:jc w:val="left"/>
+              <w:jc w:val="center"/>
             </w:pPr>
             <w:r>
               <w:rPr>
@@ -8253,7 +8727,7 @@
           <w:p>
             <w:pPr>
               <w:pStyle w:val="Compact"/>
-              <w:jc w:val="left"/>
+              <w:jc w:val="center"/>
             </w:pPr>
             <w:r>
               <w:rPr>
@@ -8268,7 +8742,7 @@
           <w:p>
             <w:pPr>
               <w:pStyle w:val="Compact"/>
-              <w:jc w:val="left"/>
+              <w:jc w:val="center"/>
             </w:pPr>
             <w:r>
               <w:rPr>
@@ -8307,7 +8781,7 @@
           <w:p>
             <w:pPr>
               <w:pStyle w:val="Compact"/>
-              <w:jc w:val="left"/>
+              <w:jc w:val="center"/>
             </w:pPr>
             <w:r>
               <w:rPr>
@@ -8324,7 +8798,7 @@
           <w:p>
             <w:pPr>
               <w:pStyle w:val="Compact"/>
-              <w:jc w:val="left"/>
+              <w:jc w:val="center"/>
             </w:pPr>
             <w:r>
               <w:rPr>
@@ -8339,7 +8813,7 @@
           <w:p>
             <w:pPr>
               <w:pStyle w:val="Compact"/>
-              <w:jc w:val="left"/>
+              <w:jc w:val="center"/>
             </w:pPr>
             <w:r>
               <w:rPr>
@@ -8378,7 +8852,7 @@
           <w:p>
             <w:pPr>
               <w:pStyle w:val="Compact"/>
-              <w:jc w:val="left"/>
+              <w:jc w:val="center"/>
             </w:pPr>
             <w:r>
               <w:rPr>
@@ -8395,7 +8869,7 @@
           <w:p>
             <w:pPr>
               <w:pStyle w:val="Compact"/>
-              <w:jc w:val="left"/>
+              <w:jc w:val="center"/>
             </w:pPr>
             <w:r>
               <w:rPr>
@@ -8410,7 +8884,7 @@
           <w:p>
             <w:pPr>
               <w:pStyle w:val="Compact"/>
-              <w:jc w:val="left"/>
+              <w:jc w:val="center"/>
             </w:pPr>
             <w:r>
               <w:rPr>
@@ -8431,7 +8905,7 @@
           <w:p>
             <w:pPr>
               <w:pStyle w:val="Compact"/>
-              <w:jc w:val="left"/>
+              <w:jc w:val="center"/>
             </w:pPr>
             <w:r>
               <w:rPr>
@@ -8460,7 +8934,7 @@
           <w:p>
             <w:pPr>
               <w:pStyle w:val="Compact"/>
-              <w:jc w:val="left"/>
+              <w:jc w:val="center"/>
             </w:pPr>
             <w:r>
               <w:rPr>
@@ -8475,7 +8949,7 @@
           <w:p>
             <w:pPr>
               <w:pStyle w:val="Compact"/>
-              <w:jc w:val="left"/>
+              <w:jc w:val="center"/>
             </w:pPr>
             <w:r>
               <w:rPr>
@@ -8514,7 +8988,7 @@
           <w:p>
             <w:pPr>
               <w:pStyle w:val="Compact"/>
-              <w:jc w:val="left"/>
+              <w:jc w:val="center"/>
             </w:pPr>
             <w:r>
               <w:rPr>
@@ -8531,7 +9005,7 @@
           <w:p>
             <w:pPr>
               <w:pStyle w:val="Compact"/>
-              <w:jc w:val="left"/>
+              <w:jc w:val="center"/>
             </w:pPr>
             <w:r>
               <w:rPr>
@@ -8546,7 +9020,7 @@
           <w:p>
             <w:pPr>
               <w:pStyle w:val="Compact"/>
-              <w:jc w:val="left"/>
+              <w:jc w:val="center"/>
             </w:pPr>
             <w:r>
               <w:rPr>
@@ -8585,7 +9059,7 @@
           <w:p>
             <w:pPr>
               <w:pStyle w:val="Compact"/>
-              <w:jc w:val="left"/>
+              <w:jc w:val="center"/>
             </w:pPr>
             <w:r>
               <w:rPr>
@@ -8614,7 +9088,7 @@
           <w:p>
             <w:pPr>
               <w:pStyle w:val="Compact"/>
-              <w:jc w:val="left"/>
+              <w:jc w:val="center"/>
             </w:pPr>
             <w:r>
               <w:rPr>
@@ -8629,7 +9103,7 @@
           <w:p>
             <w:pPr>
               <w:pStyle w:val="Compact"/>
-              <w:jc w:val="left"/>
+              <w:jc w:val="center"/>
             </w:pPr>
             <w:r>
               <w:rPr>
@@ -8662,7 +9136,7 @@
           <w:p>
             <w:pPr>
               <w:pStyle w:val="Compact"/>
-              <w:jc w:val="left"/>
+              <w:jc w:val="center"/>
             </w:pPr>
             <w:r>
               <w:rPr>
@@ -8681,8 +9155,8 @@
         </w:pict>
       </w:r>
     </w:p>
-    <w:bookmarkEnd w:id="40"/>
-    <w:bookmarkStart w:id="44" w:name="六练习题"/>
+    <w:bookmarkEnd w:id="49"/>
+    <w:bookmarkStart w:id="53" w:name="六练习题"/>
     <w:p>
       <w:pPr>
         <w:pStyle w:val="Heading2"/>
@@ -8694,7 +9168,7 @@
         <w:t xml:space="preserve">六、练习题</w:t>
       </w:r>
     </w:p>
-    <w:bookmarkStart w:id="41" w:name="基础巩固"/>
+    <w:bookmarkStart w:id="50" w:name="基础巩固"/>
     <w:p>
       <w:pPr>
         <w:pStyle w:val="Heading3"/>
@@ -8787,8 +9261,8 @@
         <w:t xml:space="preserve">NMR谱中信号的化学位移和裂分情况。</w:t>
       </w:r>
     </w:p>
-    <w:bookmarkEnd w:id="41"/>
-    <w:bookmarkStart w:id="42" w:name="提高训练"/>
+    <w:bookmarkEnd w:id="50"/>
+    <w:bookmarkStart w:id="51" w:name="提高训练"/>
     <w:p>
       <w:pPr>
         <w:pStyle w:val="Heading3"/>
@@ -8903,8 +9377,8 @@
         <w:t xml:space="preserve">比较：喹啉中哪些位置易发生亲电取代，哪些位置易发生亲核取代？用共振式解释。</w:t>
       </w:r>
     </w:p>
-    <w:bookmarkEnd w:id="42"/>
-    <w:bookmarkStart w:id="43" w:name="挑战"/>
+    <w:bookmarkEnd w:id="51"/>
+    <w:bookmarkStart w:id="52" w:name="挑战"/>
     <w:p>
       <w:pPr>
         <w:pStyle w:val="Heading3"/>
@@ -8949,9 +9423,9 @@
         <w:t xml:space="preserve">某多肽完全水解得等物质的量的Gly、Ala、Phe。用Edman降解第一次得到PTH-Phe，羧肽酶处理得到Ala。写出该多肽的氨基酸序列，并画出其结构。</w:t>
       </w:r>
     </w:p>
-    <w:bookmarkEnd w:id="43"/>
-    <w:bookmarkEnd w:id="44"/>
-    <w:bookmarkEnd w:id="45"/>
+    <w:bookmarkEnd w:id="52"/>
+    <w:bookmarkEnd w:id="53"/>
+    <w:bookmarkEnd w:id="54"/>
     <w:sectPr>
       <w:footerReference w:type="default" r:id="rId9"/>
       <w:footnotePr>

--- a/06-学生侧材料/讲义/2026-06-23-杂环糖氨基酸.docx
+++ b/06-学生侧材料/讲义/2026-06-23-杂环糖氨基酸.docx
@@ -1204,8 +1204,15 @@
     </w:p>
     <w:p>
       <w:pPr>
-        <w:pStyle w:val="BlockText"/>
-      </w:pPr>
+        <w:pStyle w:val="BodyText"/>
+      </w:pPr>
+      <w:r>
+        <w:rPr>
+          <w:b/>
+          <w:bCs/>
+        </w:rPr>
+        <w:t xml:space="preserve">💡 </w:t>
+      </w:r>
       <w:r>
         <w:rPr>
           <w:rFonts w:hint="eastAsia" w:eastAsia="SimSun" w:ascii="Times New Roman" w:hAnsi="Times New Roman"/>
@@ -1223,7 +1230,7 @@
     </w:p>
     <w:p>
       <w:pPr>
-        <w:pStyle w:val="FirstParagraph"/>
+        <w:pStyle w:val="BodyText"/>
       </w:pPr>
       <w:r>
         <w:rPr>
@@ -1786,8 +1793,14 @@
     </w:tbl>
     <w:p>
       <w:pPr>
-        <w:pStyle w:val="BlockText"/>
-      </w:pPr>
+        <w:pStyle w:val="BodyText"/>
+      </w:pPr>
+      <w:r>
+        <w:t xml:space="preserve">⚠️</w:t>
+      </w:r>
+      <w:r>
+        <w:t xml:space="preserve"> </w:t>
+      </w:r>
       <w:r>
         <w:rPr>
           <w:rFonts w:hint="eastAsia" w:eastAsia="SimSun" w:ascii="Times New Roman" w:hAnsi="Times New Roman"/>
@@ -1805,7 +1818,7 @@
     </w:p>
     <w:p>
       <w:pPr>
-        <w:pStyle w:val="FirstParagraph"/>
+        <w:pStyle w:val="BodyText"/>
       </w:pPr>
       <w:r>
         <w:rPr>
@@ -2344,8 +2357,15 @@
     </w:p>
     <w:p>
       <w:pPr>
-        <w:pStyle w:val="BlockText"/>
-      </w:pPr>
+        <w:pStyle w:val="BodyText"/>
+      </w:pPr>
+      <w:r>
+        <w:rPr>
+          <w:b/>
+          <w:bCs/>
+        </w:rPr>
+        <w:t xml:space="preserve">💡 </w:t>
+      </w:r>
       <w:r>
         <w:rPr>
           <w:rFonts w:hint="eastAsia" w:eastAsia="SimSun" w:ascii="Times New Roman" w:hAnsi="Times New Roman"/>
@@ -2887,8 +2907,14 @@
     </w:p>
     <w:p>
       <w:pPr>
-        <w:pStyle w:val="BlockText"/>
-      </w:pPr>
+        <w:pStyle w:val="BodyText"/>
+      </w:pPr>
+      <w:r>
+        <w:t xml:space="preserve">⚠️</w:t>
+      </w:r>
+      <w:r>
+        <w:t xml:space="preserve"> </w:t>
+      </w:r>
       <w:r>
         <w:rPr>
           <w:rFonts w:hint="eastAsia" w:eastAsia="SimSun" w:ascii="Times New Roman" w:hAnsi="Times New Roman"/>
@@ -2933,7 +2959,7 @@
     </w:p>
     <w:p>
       <w:pPr>
-        <w:pStyle w:val="FirstParagraph"/>
+        <w:pStyle w:val="BodyText"/>
       </w:pPr>
       <w:r>
         <w:rPr>
@@ -3765,8 +3791,15 @@
     </w:tbl>
     <w:p>
       <w:pPr>
-        <w:pStyle w:val="BlockText"/>
-      </w:pPr>
+        <w:pStyle w:val="BodyText"/>
+      </w:pPr>
+      <w:r>
+        <w:rPr>
+          <w:b/>
+          <w:bCs/>
+        </w:rPr>
+        <w:t xml:space="preserve">💡 </w:t>
+      </w:r>
       <w:r>
         <w:rPr>
           <w:rFonts w:hint="eastAsia" w:eastAsia="SimSun" w:ascii="Times New Roman" w:hAnsi="Times New Roman"/>
@@ -4605,8 +4638,15 @@
     </w:p>
     <w:p>
       <w:pPr>
-        <w:pStyle w:val="BlockText"/>
-      </w:pPr>
+        <w:pStyle w:val="BodyText"/>
+      </w:pPr>
+      <w:r>
+        <w:rPr>
+          <w:b/>
+          <w:bCs/>
+        </w:rPr>
+        <w:t xml:space="preserve">💡 </w:t>
+      </w:r>
       <w:r>
         <w:rPr>
           <w:rFonts w:hint="eastAsia" w:eastAsia="SimSun" w:ascii="Times New Roman" w:hAnsi="Times New Roman"/>
@@ -4837,8 +4877,15 @@
     </w:p>
     <w:p>
       <w:pPr>
-        <w:pStyle w:val="BlockText"/>
-      </w:pPr>
+        <w:pStyle w:val="BodyText"/>
+      </w:pPr>
+      <w:r>
+        <w:rPr>
+          <w:b/>
+          <w:bCs/>
+        </w:rPr>
+        <w:t xml:space="preserve">💡 </w:t>
+      </w:r>
       <w:r>
         <w:rPr>
           <w:rFonts w:hint="eastAsia" w:eastAsia="SimSun" w:ascii="Times New Roman" w:hAnsi="Times New Roman"/>
@@ -5358,8 +5405,15 @@
     </w:p>
     <w:p>
       <w:pPr>
-        <w:pStyle w:val="BlockText"/>
-      </w:pPr>
+        <w:pStyle w:val="FirstParagraph"/>
+      </w:pPr>
+      <w:r>
+        <w:rPr>
+          <w:b/>
+          <w:bCs/>
+        </w:rPr>
+        <w:t xml:space="preserve">💡 </w:t>
+      </w:r>
       <w:r>
         <w:rPr>
           <w:rFonts w:hint="eastAsia" w:eastAsia="SimSun" w:ascii="Times New Roman" w:hAnsi="Times New Roman"/>
@@ -5927,8 +5981,15 @@
     </w:p>
     <w:p>
       <w:pPr>
-        <w:pStyle w:val="BlockText"/>
-      </w:pPr>
+        <w:pStyle w:val="FirstParagraph"/>
+      </w:pPr>
+      <w:r>
+        <w:rPr>
+          <w:b/>
+          <w:bCs/>
+        </w:rPr>
+        <w:t xml:space="preserve">💡 </w:t>
+      </w:r>
       <w:r>
         <w:rPr>
           <w:rFonts w:hint="eastAsia" w:eastAsia="SimSun" w:ascii="Times New Roman" w:hAnsi="Times New Roman"/>
@@ -6732,8 +6793,14 @@
     </w:p>
     <w:p>
       <w:pPr>
-        <w:pStyle w:val="BlockText"/>
-      </w:pPr>
+        <w:pStyle w:val="FirstParagraph"/>
+      </w:pPr>
+      <w:r>
+        <w:t xml:space="preserve">⚠️</w:t>
+      </w:r>
+      <w:r>
+        <w:t xml:space="preserve"> </w:t>
+      </w:r>
       <w:r>
         <w:rPr>
           <w:rFonts w:hint="eastAsia" w:eastAsia="SimSun" w:ascii="Times New Roman" w:hAnsi="Times New Roman"/>
@@ -6751,8 +6818,14 @@
     </w:p>
     <w:p>
       <w:pPr>
-        <w:pStyle w:val="BlockText"/>
-      </w:pPr>
+        <w:pStyle w:val="BodyText"/>
+      </w:pPr>
+      <w:r>
+        <w:t xml:space="preserve">⚠️</w:t>
+      </w:r>
+      <w:r>
+        <w:t xml:space="preserve"> </w:t>
+      </w:r>
       <w:r>
         <w:rPr>
           <w:rFonts w:hint="eastAsia" w:eastAsia="SimSun" w:ascii="Times New Roman" w:hAnsi="Times New Roman"/>
@@ -6770,8 +6843,14 @@
     </w:p>
     <w:p>
       <w:pPr>
-        <w:pStyle w:val="BlockText"/>
-      </w:pPr>
+        <w:pStyle w:val="BodyText"/>
+      </w:pPr>
+      <w:r>
+        <w:t xml:space="preserve">⚠️</w:t>
+      </w:r>
+      <w:r>
+        <w:t xml:space="preserve"> </w:t>
+      </w:r>
       <w:r>
         <w:rPr>
           <w:rFonts w:hint="eastAsia" w:eastAsia="SimSun" w:ascii="Times New Roman" w:hAnsi="Times New Roman"/>
@@ -6803,8 +6882,14 @@
     </w:p>
     <w:p>
       <w:pPr>
-        <w:pStyle w:val="BlockText"/>
-      </w:pPr>
+        <w:pStyle w:val="BodyText"/>
+      </w:pPr>
+      <w:r>
+        <w:t xml:space="preserve">⚠️</w:t>
+      </w:r>
+      <w:r>
+        <w:t xml:space="preserve"> </w:t>
+      </w:r>
       <w:r>
         <w:rPr>
           <w:rFonts w:hint="eastAsia" w:eastAsia="SimSun" w:ascii="Times New Roman" w:hAnsi="Times New Roman"/>
@@ -6847,8 +6932,15 @@
     </w:p>
     <w:p>
       <w:pPr>
-        <w:pStyle w:val="BlockText"/>
-      </w:pPr>
+        <w:pStyle w:val="FirstParagraph"/>
+      </w:pPr>
+      <w:r>
+        <w:rPr>
+          <w:b/>
+          <w:bCs/>
+        </w:rPr>
+        <w:t xml:space="preserve">💡 </w:t>
+      </w:r>
       <w:r>
         <w:rPr>
           <w:rFonts w:hint="eastAsia" w:eastAsia="SimSun" w:ascii="Times New Roman" w:hAnsi="Times New Roman"/>
@@ -6956,8 +7048,15 @@
     </w:p>
     <w:p>
       <w:pPr>
-        <w:pStyle w:val="BlockText"/>
-      </w:pPr>
+        <w:pStyle w:val="BodyText"/>
+      </w:pPr>
+      <w:r>
+        <w:rPr>
+          <w:b/>
+          <w:bCs/>
+        </w:rPr>
+        <w:t xml:space="preserve">💡 </w:t>
+      </w:r>
       <w:r>
         <w:rPr>
           <w:rFonts w:hint="eastAsia" w:eastAsia="SimSun" w:ascii="Times New Roman" w:hAnsi="Times New Roman"/>
